--- a/docs/audit/long-running-reliability-audit.md.docx
+++ b/docs/audit/long-running-reliability-audit.md.docx
@@ -7,7 +7,7 @@
         <w:pStyle w:val="Heading1"/>
         <w:rPr/>
       </w:pPr>
-      <w:bookmarkStart w:colFirst="0" w:colLast="0" w:name="_5otqafvsnfhg" w:id="0"/>
+      <w:bookmarkStart w:colFirst="0" w:colLast="0" w:name="_4hau1129tav9" w:id="0"/>
       <w:bookmarkEnd w:id="0"/>
       <w:r>
         <w:rPr>
@@ -315,7 +315,7 @@
         <w:pStyle w:val="Heading2"/>
         <w:rPr/>
       </w:pPr>
-      <w:bookmarkStart w:colFirst="0" w:colLast="0" w:name="_uejl6i7z62ah" w:id="1"/>
+      <w:bookmarkStart w:colFirst="0" w:colLast="0" w:name="_mjbmo32n51x3" w:id="1"/>
       <w:bookmarkEnd w:id="1"/>
       <w:r>
         <w:rPr>
@@ -1263,7 +1263,7 @@
         <w:pStyle w:val="Heading3"/>
         <w:rPr/>
       </w:pPr>
-      <w:bookmarkStart w:colFirst="0" w:colLast="0" w:name="_gcswh6h925t" w:id="2"/>
+      <w:bookmarkStart w:colFirst="0" w:colLast="0" w:name="_7fwyi38eeqsl" w:id="2"/>
       <w:bookmarkEnd w:id="2"/>
       <w:r>
         <w:rPr>
@@ -1476,7 +1476,7 @@
         <w:pStyle w:val="Heading2"/>
         <w:rPr/>
       </w:pPr>
-      <w:bookmarkStart w:colFirst="0" w:colLast="0" w:name="_nn1be57ajhqh" w:id="3"/>
+      <w:bookmarkStart w:colFirst="0" w:colLast="0" w:name="_7p8c98jd11f4" w:id="3"/>
       <w:bookmarkEnd w:id="3"/>
       <w:r>
         <w:rPr>
@@ -2197,7 +2197,7 @@
         <w:pStyle w:val="Heading2"/>
         <w:rPr/>
       </w:pPr>
-      <w:bookmarkStart w:colFirst="0" w:colLast="0" w:name="_ncxlnmohi76j" w:id="4"/>
+      <w:bookmarkStart w:colFirst="0" w:colLast="0" w:name="_ro87h0bvdjew" w:id="4"/>
       <w:bookmarkEnd w:id="4"/>
       <w:r>
         <w:rPr>
@@ -2236,7 +2236,7 @@
         <w:pStyle w:val="Heading3"/>
         <w:rPr/>
       </w:pPr>
-      <w:bookmarkStart w:colFirst="0" w:colLast="0" w:name="_ty3m7gsmetmq" w:id="5"/>
+      <w:bookmarkStart w:colFirst="0" w:colLast="0" w:name="_ayaym9tg4prg" w:id="5"/>
       <w:bookmarkEnd w:id="5"/>
       <w:r>
         <w:rPr>
@@ -3116,6 +3116,11 @@
               </w:rPr>
               <w:t xml:space="preserve">Step ≥ 40 or billed input ≥ 1M</w:t>
             </w:r>
+            <w:r>
+              <w:rPr>
+                <w:rtl w:val="0"/>
+              </w:rPr>
+            </w:r>
           </w:p>
         </w:tc>
         <w:tc>
@@ -3536,7 +3541,7 @@
         <w:pStyle w:val="Heading3"/>
         <w:rPr/>
       </w:pPr>
-      <w:bookmarkStart w:colFirst="0" w:colLast="0" w:name="_5nf7cdipop6f" w:id="6"/>
+      <w:bookmarkStart w:colFirst="0" w:colLast="0" w:name="_txgwueo1rmfv" w:id="6"/>
       <w:bookmarkEnd w:id="6"/>
       <w:r>
         <w:rPr>
@@ -5132,7 +5137,7 @@
         <w:pStyle w:val="Heading3"/>
         <w:rPr/>
       </w:pPr>
-      <w:bookmarkStart w:colFirst="0" w:colLast="0" w:name="_uwjl46ge2ol0" w:id="7"/>
+      <w:bookmarkStart w:colFirst="0" w:colLast="0" w:name="_6w59xlsf8lug" w:id="7"/>
       <w:bookmarkEnd w:id="7"/>
       <w:r>
         <w:rPr>
@@ -6192,7 +6197,7 @@
         <w:pStyle w:val="Heading3"/>
         <w:rPr/>
       </w:pPr>
-      <w:bookmarkStart w:colFirst="0" w:colLast="0" w:name="_esfyv5pcr5c" w:id="8"/>
+      <w:bookmarkStart w:colFirst="0" w:colLast="0" w:name="_2vqxnnjko19h" w:id="8"/>
       <w:bookmarkEnd w:id="8"/>
       <w:r>
         <w:rPr>
@@ -7335,7 +7340,7 @@
         <w:pStyle w:val="Heading3"/>
         <w:rPr/>
       </w:pPr>
-      <w:bookmarkStart w:colFirst="0" w:colLast="0" w:name="_bk99ttvtrph4" w:id="9"/>
+      <w:bookmarkStart w:colFirst="0" w:colLast="0" w:name="_xacnveektrub" w:id="9"/>
       <w:bookmarkEnd w:id="9"/>
       <w:r>
         <w:rPr>
@@ -8427,7 +8432,7 @@
         <w:pStyle w:val="Heading3"/>
         <w:rPr/>
       </w:pPr>
-      <w:bookmarkStart w:colFirst="0" w:colLast="0" w:name="_jow677aq6kn7" w:id="10"/>
+      <w:bookmarkStart w:colFirst="0" w:colLast="0" w:name="_agfanzi8i8mo" w:id="10"/>
       <w:bookmarkEnd w:id="10"/>
       <w:r>
         <w:rPr>
@@ -8806,6 +8811,11 @@
                 <w:rtl w:val="0"/>
               </w:rPr>
               <w:t xml:space="preserve">15 min timeout → empty answers</w:t>
+            </w:r>
+            <w:r>
+              <w:rPr>
+                <w:rtl w:val="0"/>
+              </w:rPr>
             </w:r>
           </w:p>
         </w:tc>
@@ -9490,7 +9500,7 @@
         <w:pStyle w:val="Heading2"/>
         <w:rPr/>
       </w:pPr>
-      <w:bookmarkStart w:colFirst="0" w:colLast="0" w:name="_hskebp4vtpyo" w:id="11"/>
+      <w:bookmarkStart w:colFirst="0" w:colLast="0" w:name="_cva53adbiyzy" w:id="11"/>
       <w:bookmarkEnd w:id="11"/>
       <w:r>
         <w:rPr>
@@ -9515,7 +9525,7 @@
         <w:pStyle w:val="Heading3"/>
         <w:rPr/>
       </w:pPr>
-      <w:bookmarkStart w:colFirst="0" w:colLast="0" w:name="_pjg33cjaay26" w:id="12"/>
+      <w:bookmarkStart w:colFirst="0" w:colLast="0" w:name="_1vdbphxxs7gj" w:id="12"/>
       <w:bookmarkEnd w:id="12"/>
       <w:r>
         <w:rPr>
@@ -9915,7 +9925,7 @@
         <w:pStyle w:val="Heading3"/>
         <w:rPr/>
       </w:pPr>
-      <w:bookmarkStart w:colFirst="0" w:colLast="0" w:name="_haueg6gls2kn" w:id="13"/>
+      <w:bookmarkStart w:colFirst="0" w:colLast="0" w:name="_10uw55mp4gs0" w:id="13"/>
       <w:bookmarkEnd w:id="13"/>
       <w:r>
         <w:rPr>
@@ -10437,7 +10447,7 @@
         <w:pStyle w:val="Heading3"/>
         <w:rPr/>
       </w:pPr>
-      <w:bookmarkStart w:colFirst="0" w:colLast="0" w:name="_hk5i7h5rbl5s" w:id="14"/>
+      <w:bookmarkStart w:colFirst="0" w:colLast="0" w:name="_6ugrbuffwxdg" w:id="14"/>
       <w:bookmarkEnd w:id="14"/>
       <w:r>
         <w:rPr>
@@ -11258,7 +11268,7 @@
         <w:pStyle w:val="Heading3"/>
         <w:rPr/>
       </w:pPr>
-      <w:bookmarkStart w:colFirst="0" w:colLast="0" w:name="_7gyz0j9h6doo" w:id="15"/>
+      <w:bookmarkStart w:colFirst="0" w:colLast="0" w:name="_bn8k44ys6khv" w:id="15"/>
       <w:bookmarkEnd w:id="15"/>
       <w:r>
         <w:rPr>
@@ -11721,7 +11731,7 @@
         <w:pStyle w:val="Heading3"/>
         <w:rPr/>
       </w:pPr>
-      <w:bookmarkStart w:colFirst="0" w:colLast="0" w:name="_xdghan61wtmc" w:id="16"/>
+      <w:bookmarkStart w:colFirst="0" w:colLast="0" w:name="_h8286bptb2xj" w:id="16"/>
       <w:bookmarkEnd w:id="16"/>
       <w:r>
         <w:rPr>
@@ -12607,7 +12617,7 @@
         <w:pStyle w:val="Heading3"/>
         <w:rPr/>
       </w:pPr>
-      <w:bookmarkStart w:colFirst="0" w:colLast="0" w:name="_45d5plhx5721" w:id="17"/>
+      <w:bookmarkStart w:colFirst="0" w:colLast="0" w:name="_e16lgdp44y4q" w:id="17"/>
       <w:bookmarkEnd w:id="17"/>
       <w:r>
         <w:rPr>
@@ -12843,6 +12853,11 @@
                 <w:rtl w:val="0"/>
               </w:rPr>
               <w:t xml:space="preserve">Deny → tool fails</w:t>
+            </w:r>
+            <w:r>
+              <w:rPr>
+                <w:rtl w:val="0"/>
+              </w:rPr>
             </w:r>
           </w:p>
         </w:tc>
@@ -13166,7 +13181,7 @@
         <w:pStyle w:val="Heading2"/>
         <w:rPr/>
       </w:pPr>
-      <w:bookmarkStart w:colFirst="0" w:colLast="0" w:name="_a5i5vh993ai1" w:id="18"/>
+      <w:bookmarkStart w:colFirst="0" w:colLast="0" w:name="_ygxn0tvisyz5" w:id="18"/>
       <w:bookmarkEnd w:id="18"/>
       <w:r>
         <w:rPr>
@@ -13180,7 +13195,7 @@
         <w:pStyle w:val="Heading3"/>
         <w:rPr/>
       </w:pPr>
-      <w:bookmarkStart w:colFirst="0" w:colLast="0" w:name="_76sgo9bub8uy" w:id="19"/>
+      <w:bookmarkStart w:colFirst="0" w:colLast="0" w:name="_2wl44nir76fa" w:id="19"/>
       <w:bookmarkEnd w:id="19"/>
       <w:r>
         <w:rPr>
@@ -13688,6 +13703,7 @@
           <w:numId w:val="3"/>
         </w:numPr>
         <w:ind w:left="720" w:hanging="360"/>
+        <w:rPr/>
       </w:pPr>
       <w:r>
         <w:rPr>
@@ -13725,6 +13741,7 @@
           <w:numId w:val="3"/>
         </w:numPr>
         <w:ind w:left="720" w:hanging="360"/>
+        <w:rPr/>
       </w:pPr>
       <w:r>
         <w:rPr>
@@ -13748,6 +13765,7 @@
           <w:numId w:val="3"/>
         </w:numPr>
         <w:ind w:left="720" w:hanging="360"/>
+        <w:rPr/>
       </w:pPr>
       <w:r>
         <w:rPr>
@@ -13771,6 +13789,7 @@
           <w:numId w:val="3"/>
         </w:numPr>
         <w:ind w:left="720" w:hanging="360"/>
+        <w:rPr/>
       </w:pPr>
       <w:r>
         <w:rPr>
@@ -13792,7 +13811,7 @@
         <w:pStyle w:val="Heading3"/>
         <w:rPr/>
       </w:pPr>
-      <w:bookmarkStart w:colFirst="0" w:colLast="0" w:name="_uvpns0ocfjeg" w:id="20"/>
+      <w:bookmarkStart w:colFirst="0" w:colLast="0" w:name="_xlgcxl2z9316" w:id="20"/>
       <w:bookmarkEnd w:id="20"/>
       <w:r>
         <w:rPr>
@@ -14990,7 +15009,7 @@
         <w:pStyle w:val="Heading3"/>
         <w:rPr/>
       </w:pPr>
-      <w:bookmarkStart w:colFirst="0" w:colLast="0" w:name="_q2fgatv3q6zo" w:id="21"/>
+      <w:bookmarkStart w:colFirst="0" w:colLast="0" w:name="_8cl6gxz0xfm4" w:id="21"/>
       <w:bookmarkEnd w:id="21"/>
       <w:r>
         <w:rPr>
@@ -15498,7 +15517,7 @@
         <w:pStyle w:val="Heading2"/>
         <w:rPr/>
       </w:pPr>
-      <w:bookmarkStart w:colFirst="0" w:colLast="0" w:name="_n8yjlmv7438h" w:id="22"/>
+      <w:bookmarkStart w:colFirst="0" w:colLast="0" w:name="_h9nvmb98v8g0" w:id="22"/>
       <w:bookmarkEnd w:id="22"/>
       <w:r>
         <w:rPr>
@@ -15523,7 +15542,7 @@
         <w:pStyle w:val="Heading3"/>
         <w:rPr/>
       </w:pPr>
-      <w:bookmarkStart w:colFirst="0" w:colLast="0" w:name="_cdjjsu6vwgwt" w:id="23"/>
+      <w:bookmarkStart w:colFirst="0" w:colLast="0" w:name="_uuwq4dz7uj2a" w:id="23"/>
       <w:bookmarkEnd w:id="23"/>
       <w:r>
         <w:rPr>
@@ -16069,6 +16088,11 @@
               </w:rPr>
               <w:t xml:space="preserve">1 — boot → orphan policy → amber sidebar dot</w:t>
             </w:r>
+            <w:r>
+              <w:rPr>
+                <w:rtl w:val="0"/>
+              </w:rPr>
+            </w:r>
           </w:p>
         </w:tc>
       </w:tr>
@@ -17196,7 +17220,7 @@
         <w:pStyle w:val="Heading3"/>
         <w:rPr/>
       </w:pPr>
-      <w:bookmarkStart w:colFirst="0" w:colLast="0" w:name="_7nzau31ygc93" w:id="24"/>
+      <w:bookmarkStart w:colFirst="0" w:colLast="0" w:name="_t0tg7sf2z0xq" w:id="24"/>
       <w:bookmarkEnd w:id="24"/>
       <w:r>
         <w:rPr>
@@ -17696,7 +17720,7 @@
         <w:pStyle w:val="Heading3"/>
         <w:rPr/>
       </w:pPr>
-      <w:bookmarkStart w:colFirst="0" w:colLast="0" w:name="_4ay0qotoe754" w:id="25"/>
+      <w:bookmarkStart w:colFirst="0" w:colLast="0" w:name="_wamjmmbujf5r" w:id="25"/>
       <w:bookmarkEnd w:id="25"/>
       <w:r>
         <w:rPr>
@@ -18003,7 +18027,7 @@
         <w:pStyle w:val="Heading2"/>
         <w:rPr/>
       </w:pPr>
-      <w:bookmarkStart w:colFirst="0" w:colLast="0" w:name="_3du1iykavv55" w:id="26"/>
+      <w:bookmarkStart w:colFirst="0" w:colLast="0" w:name="_7mughaxwj3vt" w:id="26"/>
       <w:bookmarkEnd w:id="26"/>
       <w:r>
         <w:rPr>
@@ -18017,7 +18041,7 @@
         <w:pStyle w:val="Heading3"/>
         <w:rPr/>
       </w:pPr>
-      <w:bookmarkStart w:colFirst="0" w:colLast="0" w:name="_hy8is1hr2k66" w:id="27"/>
+      <w:bookmarkStart w:colFirst="0" w:colLast="0" w:name="_y7lesem5esox" w:id="27"/>
       <w:bookmarkEnd w:id="27"/>
       <w:r>
         <w:rPr>
@@ -18981,7 +19005,7 @@
         <w:pStyle w:val="Heading3"/>
         <w:rPr/>
       </w:pPr>
-      <w:bookmarkStart w:colFirst="0" w:colLast="0" w:name="_o33fxb2elojr" w:id="28"/>
+      <w:bookmarkStart w:colFirst="0" w:colLast="0" w:name="_h5ztahgfa6iu" w:id="28"/>
       <w:bookmarkEnd w:id="28"/>
       <w:r>
         <w:rPr>
@@ -19050,7 +19074,7 @@
         <w:pStyle w:val="Heading3"/>
         <w:rPr/>
       </w:pPr>
-      <w:bookmarkStart w:colFirst="0" w:colLast="0" w:name="_a5eptfqgkd24" w:id="29"/>
+      <w:bookmarkStart w:colFirst="0" w:colLast="0" w:name="_6vdblm46jra" w:id="29"/>
       <w:bookmarkEnd w:id="29"/>
       <w:r>
         <w:rPr>
@@ -19956,7 +19980,7 @@
         <w:pStyle w:val="Heading3"/>
         <w:rPr/>
       </w:pPr>
-      <w:bookmarkStart w:colFirst="0" w:colLast="0" w:name="_gbw9d8vanka3" w:id="30"/>
+      <w:bookmarkStart w:colFirst="0" w:colLast="0" w:name="_d86oquy51x38" w:id="30"/>
       <w:bookmarkEnd w:id="30"/>
       <w:r>
         <w:rPr>
@@ -20701,7 +20725,7 @@
         <w:pStyle w:val="Heading3"/>
         <w:rPr/>
       </w:pPr>
-      <w:bookmarkStart w:colFirst="0" w:colLast="0" w:name="_rm3dnkmj120e" w:id="31"/>
+      <w:bookmarkStart w:colFirst="0" w:colLast="0" w:name="_x00ev1fje1x" w:id="31"/>
       <w:bookmarkEnd w:id="31"/>
       <w:r>
         <w:rPr>
@@ -21322,7 +21346,7 @@
         <w:pStyle w:val="Heading3"/>
         <w:rPr/>
       </w:pPr>
-      <w:bookmarkStart w:colFirst="0" w:colLast="0" w:name="_740g51uez9mf" w:id="32"/>
+      <w:bookmarkStart w:colFirst="0" w:colLast="0" w:name="_tna11a1tme7n" w:id="32"/>
       <w:bookmarkEnd w:id="32"/>
       <w:r>
         <w:rPr>
@@ -21939,7 +21963,7 @@
         <w:pStyle w:val="Heading3"/>
         <w:rPr/>
       </w:pPr>
-      <w:bookmarkStart w:colFirst="0" w:colLast="0" w:name="_7gxf2ibg5wya" w:id="33"/>
+      <w:bookmarkStart w:colFirst="0" w:colLast="0" w:name="_v01vbwi7hx5l" w:id="33"/>
       <w:bookmarkEnd w:id="33"/>
       <w:r>
         <w:rPr>
@@ -21955,6 +21979,7 @@
           <w:numId w:val="1"/>
         </w:numPr>
         <w:ind w:left="720" w:hanging="360"/>
+        <w:rPr/>
       </w:pPr>
       <w:r>
         <w:rPr>
@@ -21970,6 +21995,7 @@
           <w:numId w:val="1"/>
         </w:numPr>
         <w:ind w:left="720" w:hanging="360"/>
+        <w:rPr/>
       </w:pPr>
       <w:r>
         <w:rPr>
@@ -21985,6 +22011,7 @@
           <w:numId w:val="1"/>
         </w:numPr>
         <w:ind w:left="720" w:hanging="360"/>
+        <w:rPr/>
       </w:pPr>
       <w:r>
         <w:rPr>
@@ -22000,6 +22027,7 @@
           <w:numId w:val="1"/>
         </w:numPr>
         <w:ind w:left="720" w:hanging="360"/>
+        <w:rPr/>
       </w:pPr>
       <w:r>
         <w:rPr>
@@ -22015,6 +22043,7 @@
           <w:numId w:val="1"/>
         </w:numPr>
         <w:ind w:left="720" w:hanging="360"/>
+        <w:rPr/>
       </w:pPr>
       <w:r>
         <w:rPr>
@@ -22068,7 +22097,7 @@
         <w:pStyle w:val="Heading2"/>
         <w:rPr/>
       </w:pPr>
-      <w:bookmarkStart w:colFirst="0" w:colLast="0" w:name="_cqwdkn6439k0" w:id="34"/>
+      <w:bookmarkStart w:colFirst="0" w:colLast="0" w:name="_651iuds0qmw" w:id="34"/>
       <w:bookmarkEnd w:id="34"/>
       <w:r>
         <w:rPr>
@@ -22084,6 +22113,7 @@
           <w:numId w:val="2"/>
         </w:numPr>
         <w:ind w:left="720" w:hanging="360"/>
+        <w:rPr/>
       </w:pPr>
       <w:r>
         <w:rPr>
@@ -22132,6 +22162,7 @@
           <w:numId w:val="2"/>
         </w:numPr>
         <w:ind w:left="720" w:hanging="360"/>
+        <w:rPr/>
       </w:pPr>
       <w:r>
         <w:rPr>
@@ -22180,6 +22211,7 @@
           <w:numId w:val="2"/>
         </w:numPr>
         <w:ind w:left="720" w:hanging="360"/>
+        <w:rPr/>
       </w:pPr>
       <w:r>
         <w:rPr>
@@ -22228,6 +22260,7 @@
           <w:numId w:val="2"/>
         </w:numPr>
         <w:ind w:left="720" w:hanging="360"/>
+        <w:rPr/>
       </w:pPr>
       <w:r>
         <w:rPr>
@@ -22332,6 +22365,7 @@
           <w:numId w:val="2"/>
         </w:numPr>
         <w:ind w:left="720" w:hanging="360"/>
+        <w:rPr/>
       </w:pPr>
       <w:r>
         <w:rPr>
@@ -22579,7 +22613,7 @@
         <w:pStyle w:val="Heading2"/>
         <w:rPr/>
       </w:pPr>
-      <w:bookmarkStart w:colFirst="0" w:colLast="0" w:name="_rp8528efrb0u" w:id="35"/>
+      <w:bookmarkStart w:colFirst="0" w:colLast="0" w:name="_m70knxpjfl4m" w:id="35"/>
       <w:bookmarkEnd w:id="35"/>
       <w:r>
         <w:rPr>
